--- a/docs/LiveGuard_Hardware_Guide.docx
+++ b/docs/LiveGuard_Hardware_Guide.docx
@@ -1070,7 +1070,7 @@
         <w:t>• Web Dashboard frontend connection.</w:t>
         <w:br/>
         <w:br/>
-        <w:t>Machine Learning &amp; Federated Learning Lead (Mirza):</w:t>
+        <w:t>Machine Learning &amp; Federated Learning Lead (You):</w:t>
         <w:br/>
         <w:t>• Flower Federated Learning ServerApp &amp; ClientApp.</w:t>
         <w:br/>
